--- a/informes/informe_seguimiento_pericles_canarias_chapa_2026-03.docx
+++ b/informes/informe_seguimiento_pericles_canarias_chapa_2026-03.docx
@@ -48,6 +48,63 @@
       <w:r>
         <w:rPr>
           <w:b/>
+          <w:color w:val="1A7A3C"/>
+        </w:rPr>
+        <w:t>Puntos positivos</w:t>
+      </w:r>
+    </w:p>
+    <w:p>
+      <w:pPr>
+        <w:pStyle w:val="ListBullet"/>
+      </w:pPr>
+      <w:r>
+        <w:t>ICC Modulo Proactividad Comercial — Posicion 1 de 143 | Puntuacion del modulo: 8,15</w:t>
+      </w:r>
+    </w:p>
+    <w:p>
+      <w:pPr>
+        <w:pStyle w:val="ListBullet"/>
+      </w:pPr>
+      <w:r>
+        <w:t>ICC - RGPD: 86,4% (media 72,4%, Top20 90,3%). Excelente, supera el umbral de puntos.</w:t>
+      </w:r>
+    </w:p>
+    <w:p>
+      <w:pPr>
+        <w:pStyle w:val="ListBullet"/>
+      </w:pPr>
+      <w:r>
+        <w:t>ICC - Ext. Garantia: 84,8% (media 65,5%, Top20 91,8%). Fortaleza, muy por encima de la media.</w:t>
+      </w:r>
+    </w:p>
+    <w:p>
+      <w:pPr>
+        <w:pStyle w:val="ListBullet"/>
+      </w:pPr>
+      <w:r>
+        <w:t>ICC - Sust. Neumaticos: 35,2% (media 24,1%, Top20 46,0%). Desempeno solido superior a la media.</w:t>
+      </w:r>
+    </w:p>
+    <w:p>
+      <w:pPr>
+        <w:pStyle w:val="ListBullet"/>
+      </w:pPr>
+      <w:r>
+        <w:t>ICC - Radar (Desgaste): 119,7% (media 98,3%, Top20 162,8%). Supera el objetivo teorico del 100%.</w:t>
+      </w:r>
+    </w:p>
+    <w:p>
+      <w:pPr>
+        <w:pStyle w:val="ListBullet"/>
+      </w:pPr>
+      <w:r>
+        <w:t>ICC - Sust. Parabrisas: 5,1% (media 1,5%, Top20 5,3%). Nivel de aprovechamiento Top 20.</w:t>
+      </w:r>
+    </w:p>
+    <w:p>
+      <w:r>
+        <w:rPr>
+          <w:b/>
           <w:color w:val="C0392B"/>
         </w:rPr>
         <w:t>Puntos a mejorar</w:t>
@@ -69,6 +126,22 @@
         <w:t>Variacion mano de obra respecto a hace 2 anos: -14.65%.</w:t>
       </w:r>
     </w:p>
+    <w:p>
+      <w:pPr>
+        <w:pStyle w:val="ListBullet"/>
+      </w:pPr>
+      <w:r>
+        <w:t>ICC - At. Comerciales: 4,28% (media 6,3%, Top20 20,96%). Por debajo de la media nacional.</w:t>
+      </w:r>
+    </w:p>
+    <w:p>
+      <w:pPr>
+        <w:pStyle w:val="ListBullet"/>
+      </w:pPr>
+      <w:r>
+        <w:t>ICC - Campanas Averias: 0% (media 10%, Top20 10%). Oportunidad de negocio no aprovechada. Critico.</w:t>
+      </w:r>
+    </w:p>
     <w:p/>
     <w:p>
       <w:pPr>
@@ -76,6 +149,72 @@
       </w:pPr>
       <w:r>
         <w:t>Digital</w:t>
+      </w:r>
+    </w:p>
+    <w:p>
+      <w:r>
+        <w:rPr>
+          <w:b/>
+          <w:color w:val="1A7A3C"/>
+        </w:rPr>
+        <w:t>Puntos positivos</w:t>
+      </w:r>
+    </w:p>
+    <w:p>
+      <w:pPr>
+        <w:pStyle w:val="ListBullet"/>
+      </w:pPr>
+      <w:r>
+        <w:t>ICC Modulo Digital — Posicion 4 de 143 | Puntuacion del modulo: 7,02</w:t>
+      </w:r>
+    </w:p>
+    <w:p>
+      <w:pPr>
+        <w:pStyle w:val="ListBullet"/>
+      </w:pPr>
+      <w:r>
+        <w:t>ICC - Audi CAM: 11,39% (media 5,2%, Top20 18,4%). Duplica la media nacional.</w:t>
+      </w:r>
+    </w:p>
+    <w:p>
+      <w:pPr>
+        <w:pStyle w:val="ListBullet"/>
+      </w:pPr>
+      <w:r>
+        <w:t>ICC - Recovery Conectividad: 28,13% (media 18,1%, Top20 47,69%). Por encima de la media.</w:t>
+      </w:r>
+    </w:p>
+    <w:p>
+      <w:pPr>
+        <w:pStyle w:val="ListBullet"/>
+      </w:pPr>
+      <w:r>
+        <w:t>ICC - ONE Score: 6,9 (media 6,6, Top20 8,6). Supera ligeramente la media.</w:t>
+      </w:r>
+    </w:p>
+    <w:p>
+      <w:pPr>
+        <w:pStyle w:val="ListBullet"/>
+      </w:pPr>
+      <w:r>
+        <w:t>ICC - Gestion de Leads: 43,7% (media 37,1%, Top20 65,7%). Eficiencia superior a la media.</w:t>
+      </w:r>
+    </w:p>
+    <w:p>
+      <w:r>
+        <w:rPr>
+          <w:b/>
+          <w:color w:val="C0392B"/>
+        </w:rPr>
+        <w:t>Puntos a mejorar</w:t>
+      </w:r>
+    </w:p>
+    <w:p>
+      <w:pPr>
+        <w:pStyle w:val="ListBullet"/>
+      </w:pPr>
+      <w:r>
+        <w:t>ICC - Cita Online: 0,0% (media 18,1%, Top20 47,6%). Canal digital inactivo. Critico.</w:t>
       </w:r>
     </w:p>
     <w:p/>
@@ -101,7 +240,47 @@
         <w:pStyle w:val="ListBullet"/>
       </w:pPr>
       <w:r>
+        <w:t>ICC Modulo Calidad (Experience+) — Posicion 14 de 142 | Puntuacion del modulo: 7,23</w:t>
+      </w:r>
+    </w:p>
+    <w:p>
+      <w:pPr>
+        <w:pStyle w:val="ListBullet"/>
+      </w:pPr>
+      <w:r>
         <w:t>CAL1SEM: 5.00 (20 puntos Iron Man). Cumple el minimo recomendado (5).</w:t>
+      </w:r>
+    </w:p>
+    <w:p>
+      <w:pPr>
+        <w:pStyle w:val="ListBullet"/>
+      </w:pPr>
+      <w:r>
+        <w:t>ICC - CEM Satisfaccion General: 4,8 (media 4,69, Top20 5,0). Muy alta satisfaccion del cliente.</w:t>
+      </w:r>
+    </w:p>
+    <w:p>
+      <w:pPr>
+        <w:pStyle w:val="ListBullet"/>
+      </w:pPr>
+      <w:r>
+        <w:t>ICC - Audi Move: 101,6% (media 56,2%, Top20 92,5%). Supera el nivel del Top 20.</w:t>
+      </w:r>
+    </w:p>
+    <w:p>
+      <w:pPr>
+        <w:pStyle w:val="ListBullet"/>
+      </w:pPr>
+      <w:r>
+        <w:t>ICC - ICT (Incidencias): 0,1% (media 0,6%, Top20 0%). Nivel de quejas casi nulo.</w:t>
+      </w:r>
+    </w:p>
+    <w:p>
+      <w:pPr>
+        <w:pStyle w:val="ListBullet"/>
+      </w:pPr>
+      <w:r>
+        <w:t>ICC - Contacto Proceso AU: 82,4% (media 74,1%, Top20 96,3%). Comunicacion solida con el cliente.</w:t>
       </w:r>
     </w:p>
     <w:p/>
@@ -139,6 +318,198 @@
         <w:t>Recursos generales</w:t>
       </w:r>
     </w:p>
+    <w:p>
+      <w:r>
+        <w:rPr>
+          <w:b/>
+          <w:color w:val="1A7A3C"/>
+        </w:rPr>
+        <w:t>Puntos positivos</w:t>
+      </w:r>
+    </w:p>
+    <w:p>
+      <w:pPr>
+        <w:pStyle w:val="ListBullet"/>
+      </w:pPr>
+      <w:r>
+        <w:t>ICC Modulo Recursos Generales — Posicion 68 de 143 | Puntuacion del modulo: 5,33</w:t>
+      </w:r>
+    </w:p>
+    <w:p>
+      <w:pPr>
+        <w:pStyle w:val="ListBullet"/>
+      </w:pPr>
+      <w:r>
+        <w:t>ICC - Ocupacion (PLATON): 96,9% (media 88,5%, Top20 98,0%). Taller a plena carga operativa.</w:t>
+      </w:r>
+    </w:p>
+    <w:p>
+      <w:pPr>
+        <w:pStyle w:val="ListBullet"/>
+      </w:pPr>
+      <w:r>
+        <w:t>ICC - Pedido Talentia: 300% (media 90,9%, Top20 230,8%). Gestion proactiva de pedidos.</w:t>
+      </w:r>
+    </w:p>
+    <w:p>
+      <w:r>
+        <w:rPr>
+          <w:b/>
+          <w:color w:val="C0392B"/>
+        </w:rPr>
+        <w:t>Puntos a mejorar</w:t>
+      </w:r>
+    </w:p>
+    <w:p>
+      <w:pPr>
+        <w:pStyle w:val="ListBullet"/>
+      </w:pPr>
+      <w:r>
+        <w:t>ICC - Mantenim. &lt;24h: 13,9% (media 44,9%, Top20 70,0%). Rapidez muy inferior a la media. Critico.</w:t>
+      </w:r>
+    </w:p>
+    <w:p>
+      <w:pPr>
+        <w:pStyle w:val="ListBullet"/>
+      </w:pPr>
+      <w:r>
+        <w:t>ICC - T. Ciclo Carroceria: 9,9 dias (media 6,6, Top20 5,7). Reparaciones de chapa lentas. Critico.</w:t>
+      </w:r>
+    </w:p>
+    <w:p>
+      <w:pPr>
+        <w:pStyle w:val="ListBullet"/>
+      </w:pPr>
+      <w:r>
+        <w:t>ICC - T. Cita Carroceria: 19,6 dias (media 18,6, Top20 12,3). Espera excesiva para cita de chapa.</w:t>
+      </w:r>
+    </w:p>
+    <w:p/>
+    <w:p>
+      <w:pPr>
+        <w:pStyle w:val="Heading1"/>
+      </w:pPr>
+      <w:r>
+        <w:t>Carroceria</w:t>
+      </w:r>
+    </w:p>
+    <w:p>
+      <w:r>
+        <w:rPr>
+          <w:b/>
+          <w:color w:val="1A7A3C"/>
+        </w:rPr>
+        <w:t>Puntos positivos</w:t>
+      </w:r>
+    </w:p>
+    <w:p>
+      <w:pPr>
+        <w:pStyle w:val="ListBullet"/>
+      </w:pPr>
+      <w:r>
+        <w:t>ICC Modulo Carroceria — Posicion 16 de 143 | Puntuacion del modulo: 1,75</w:t>
+      </w:r>
+    </w:p>
+    <w:p>
+      <w:pPr>
+        <w:pStyle w:val="ListBullet"/>
+      </w:pPr>
+      <w:r>
+        <w:t>ICC - Fidelidad Mecanica: 29,0% (media 5,6%, Top20 1,9%). Alta captacion de clientes de mecanica hacia chapa.</w:t>
+      </w:r>
+    </w:p>
+    <w:p>
+      <w:pPr>
+        <w:pStyle w:val="ListBullet"/>
+      </w:pPr>
+      <w:r>
+        <w:t>ICC - Recup. Siniestros: 100% (media 96,7%, Top20 100%). Cumplimiento total del programa. Perfecto.</w:t>
+      </w:r>
+    </w:p>
+    <w:p>
+      <w:r>
+        <w:rPr>
+          <w:b/>
+          <w:color w:val="C0392B"/>
+        </w:rPr>
+        <w:t>Puntos a mejorar</w:t>
+      </w:r>
+    </w:p>
+    <w:p>
+      <w:pPr>
+        <w:pStyle w:val="ListBullet"/>
+      </w:pPr>
+      <w:r>
+        <w:t>ICC - Facturacion Carroceria: -37,9% (media 42,8%, Top20 435,5%). Caida de facturacion frente al ano anterior.</w:t>
+      </w:r>
+    </w:p>
+    <w:p>
+      <w:pPr>
+        <w:pStyle w:val="ListBullet"/>
+      </w:pPr>
+      <w:r>
+        <w:t>ICC - Retencion Parque: -29,2% (media -10,7%, Top20 1,9%). Perdida de parque superior a la media.</w:t>
+      </w:r>
+    </w:p>
+    <w:p/>
+    <w:p>
+      <w:pPr>
+        <w:pStyle w:val="Heading1"/>
+      </w:pPr>
+      <w:r>
+        <w:t>Personas</w:t>
+      </w:r>
+    </w:p>
+    <w:p>
+      <w:r>
+        <w:rPr>
+          <w:b/>
+          <w:color w:val="1A7A3C"/>
+        </w:rPr>
+        <w:t>Puntos positivos</w:t>
+      </w:r>
+    </w:p>
+    <w:p>
+      <w:pPr>
+        <w:pStyle w:val="ListBullet"/>
+      </w:pPr>
+      <w:r>
+        <w:t>ICC Modulo Personas — Posicion 118 de 143 | Puntuacion del modulo: 3,67</w:t>
+      </w:r>
+    </w:p>
+    <w:p>
+      <w:pPr>
+        <w:pStyle w:val="ListBullet"/>
+      </w:pPr>
+      <w:r>
+        <w:t>ICC - Formacion (% Certificados): 100% (media 99,2%, Top20 100%). Equipo totalmente certificado.</w:t>
+      </w:r>
+    </w:p>
+    <w:p>
+      <w:r>
+        <w:rPr>
+          <w:b/>
+          <w:color w:val="C0392B"/>
+        </w:rPr>
+        <w:t>Puntos a mejorar</w:t>
+      </w:r>
+    </w:p>
+    <w:p>
+      <w:pPr>
+        <w:pStyle w:val="ListBullet"/>
+      </w:pPr>
+      <w:r>
+        <w:t>ICC - Formacion (% No Asistencia): 14,49% (media 10,5%, Top20 0%). Absentismo superior a la media.</w:t>
+      </w:r>
+    </w:p>
+    <w:p>
+      <w:pPr>
+        <w:pStyle w:val="ListBullet"/>
+      </w:pPr>
+      <w:r>
+        <w:t>ICC - Retencion Personal: 89,7% (media 99,2%, Top20 100%). Rotacion de personal elevada. Critico.</w:t>
+      </w:r>
+    </w:p>
     <w:p/>
     <w:p>
       <w:pPr>
@@ -162,7 +533,15 @@
         <w:pStyle w:val="ListBullet"/>
       </w:pPr>
       <w:r>
-        <w:t>ICC: posicion 16 en el ranking de marca. Posicion aceptable.</w:t>
+        <w:t>ICC global: posicion 1 de 143 | Puntuacion: 8,15</w:t>
+      </w:r>
+    </w:p>
+    <w:p>
+      <w:pPr>
+        <w:pStyle w:val="ListBullet"/>
+      </w:pPr>
+      <w:r>
+        <w:t>Iron Man ICC: posicion 16 en el ranking de marca. Posicion aceptable.</w:t>
       </w:r>
     </w:p>
     <w:p>
@@ -185,62 +564,99 @@
     <w:tbl>
       <w:tblPr>
         <w:tblStyle w:val="TableGrid"/>
-        <w:tblW w:w="0" w:type="auto"/>
+        <w:tblW w:type="auto" w:w="0"/>
+        <w:tblLook w:firstColumn="1" w:firstRow="1" w:lastColumn="0" w:lastRow="0" w:noHBand="0" w:noVBand="1" w:val="04A0"/>
       </w:tblPr>
+      <w:tblGrid>
+        <w:gridCol w:w="3010"/>
+        <w:gridCol w:w="3010"/>
+        <w:gridCol w:w="3010"/>
+      </w:tblGrid>
       <w:tr>
         <w:tc>
-          <w:tcPr/>
+          <w:tcPr>
+            <w:tcW w:type="dxa" w:w="3010"/>
+          </w:tcPr>
           <w:p>
             <w:r>
               <w:rPr>
                 <w:b/>
               </w:rPr>
-              <w:t xml:space="preserve">Tarea</w:t>
+              <w:t>Tarea</w:t>
             </w:r>
           </w:p>
         </w:tc>
         <w:tc>
-          <w:tcPr/>
+          <w:tcPr>
+            <w:tcW w:type="dxa" w:w="3010"/>
+          </w:tcPr>
           <w:p>
             <w:r>
               <w:rPr>
                 <w:b/>
               </w:rPr>
-              <w:t xml:space="preserve">Responsable</w:t>
+              <w:t>Responsable</w:t>
             </w:r>
           </w:p>
         </w:tc>
         <w:tc>
-          <w:tcPr/>
+          <w:tcPr>
+            <w:tcW w:type="dxa" w:w="3010"/>
+          </w:tcPr>
           <w:p>
             <w:r>
               <w:rPr>
                 <w:b/>
               </w:rPr>
-              <w:t xml:space="preserve">Fecha límite</w:t>
+              <w:t>Fecha limite</w:t>
+            </w:r>
+          </w:p>
+        </w:tc>
+        <w:tc>
+          <w:tcPr>
+            <w:tcW w:type="dxa" w:w="3010"/>
+          </w:tcPr>
+          <w:p>
+            <w:r>
+              <w:rPr>
+                <w:b/>
+              </w:rPr>
+              <w:t>Grado de cumplimentación</w:t>
             </w:r>
           </w:p>
         </w:tc>
       </w:tr>
       <w:tr>
         <w:tc>
-          <w:tcPr/>
+          <w:tcPr>
+            <w:tcW w:type="dxa" w:w="3010"/>
+          </w:tcPr>
           <w:p>
             <w:r>
-              <w:t xml:space="preserve">Utilizar el Laser de desgaste</w:t>
+              <w:t>Utilizar el Laser de desgaste</w:t>
             </w:r>
           </w:p>
         </w:tc>
         <w:tc>
-          <w:tcPr/>
+          <w:tcPr>
+            <w:tcW w:type="dxa" w:w="3010"/>
+          </w:tcPr>
           <w:p>
-            <w:r>
-              <w:t/>
-            </w:r>
+            <w:r/>
           </w:p>
         </w:tc>
         <w:tc>
-          <w:tcPr/>
+          <w:tcPr>
+            <w:tcW w:type="dxa" w:w="3010"/>
+          </w:tcPr>
+          <w:p>
+            <w:r/>
+          </w:p>
+        </w:tc>
+        <w:tc>
+          <w:tcPr>
+            <w:tcW w:type="dxa" w:w="3010"/>
+          </w:tcPr>
           <w:p>
             <w:r>
               <w:t/>
@@ -250,6 +666,12 @@
       </w:tr>
     </w:tbl>
     <w:p/>
+    <w:sectPr>
+      <w:pgSz w:w="11909" w:h="16834"/>
+      <w:pgMar w:top="1440" w:right="1440" w:bottom="1440" w:left="1440" w:header="720" w:footer="720" w:gutter="0"/>
+      <w:cols w:space="720"/>
+      <w:docGrid w:linePitch="360"/>
+    </w:sectPr>
   </w:body>
 </w:document>
 </file>
